--- a/p3/p3/entrega_practicas - UO307004.docx
+++ b/p3/p3/entrega_practicas - UO307004.docx
@@ -336,15 +336,7 @@
     </w:tbl>
     <w:p>
       <w:r>
-        <w:t xml:space="preserve">Procesador: Intel(R) </w:t>
-      </w:r>
-      <w:proofErr w:type="gramStart"/>
-      <w:r>
-        <w:t>Core(</w:t>
-      </w:r>
-      <w:proofErr w:type="gramEnd"/>
-      <w:r>
-        <w:t>TM) i7-10875H CPU @ 2.30GHz (2.30 GHz)</w:t>
+        <w:t>Procesador: Intel(R) Core(TM) i7-10875H CPU @ 2.30GHz (2.30 GHz)</w:t>
       </w:r>
     </w:p>
     <w:p>
@@ -390,15 +382,7 @@
           </w:tcPr>
           <w:p>
             <w:r>
-              <w:t xml:space="preserve">Tiempo con </w:t>
-            </w:r>
-            <w:proofErr w:type="gramStart"/>
-            <w:r>
-              <w:t>optimización  (</w:t>
-            </w:r>
-            <w:proofErr w:type="gramEnd"/>
-            <w:r>
-              <w:t>ms)</w:t>
+              <w:t>Tiempo con optimización  (ms)</w:t>
             </w:r>
           </w:p>
         </w:tc>
@@ -1123,15 +1107,7 @@
           </w:tcPr>
           <w:p>
             <w:r>
-              <w:t xml:space="preserve">Tiempo con </w:t>
-            </w:r>
-            <w:proofErr w:type="gramStart"/>
-            <w:r>
-              <w:t>optimización  (</w:t>
-            </w:r>
-            <w:proofErr w:type="gramEnd"/>
-            <w:r>
-              <w:t>ms)</w:t>
+              <w:t>Tiempo con optimización  (ms)</w:t>
             </w:r>
           </w:p>
         </w:tc>
@@ -1141,15 +1117,7 @@
           </w:tcPr>
           <w:p>
             <w:r>
-              <w:t xml:space="preserve">Tiempo sin </w:t>
-            </w:r>
-            <w:proofErr w:type="gramStart"/>
-            <w:r>
-              <w:t>optimización  (</w:t>
-            </w:r>
-            <w:proofErr w:type="gramEnd"/>
-            <w:r>
-              <w:t>ms)</w:t>
+              <w:t>Tiempo sin optimización  (ms)</w:t>
             </w:r>
           </w:p>
         </w:tc>
@@ -1357,15 +1325,7 @@
           </w:tcPr>
           <w:p>
             <w:r>
-              <w:t xml:space="preserve">Tiempo con </w:t>
-            </w:r>
-            <w:proofErr w:type="gramStart"/>
-            <w:r>
-              <w:t>optimización  (</w:t>
-            </w:r>
-            <w:proofErr w:type="gramEnd"/>
-            <w:r>
-              <w:t>ms)</w:t>
+              <w:t>Tiempo con optimización  (ms)</w:t>
             </w:r>
           </w:p>
         </w:tc>
@@ -1375,15 +1335,7 @@
           </w:tcPr>
           <w:p>
             <w:r>
-              <w:t xml:space="preserve">Tiempo sin </w:t>
-            </w:r>
-            <w:proofErr w:type="gramStart"/>
-            <w:r>
-              <w:t>optimización  (</w:t>
-            </w:r>
-            <w:proofErr w:type="gramEnd"/>
-            <w:r>
-              <w:t>ms)</w:t>
+              <w:t>Tiempo sin optimización  (ms)</w:t>
             </w:r>
           </w:p>
         </w:tc>
@@ -1591,15 +1543,7 @@
           </w:tcPr>
           <w:p>
             <w:r>
-              <w:t xml:space="preserve">Tiempo con </w:t>
-            </w:r>
-            <w:proofErr w:type="gramStart"/>
-            <w:r>
-              <w:t>optimización  (</w:t>
-            </w:r>
-            <w:proofErr w:type="gramEnd"/>
-            <w:r>
-              <w:t>ms)</w:t>
+              <w:t>Tiempo con optimización  (ms)</w:t>
             </w:r>
           </w:p>
         </w:tc>
@@ -1609,15 +1553,7 @@
           </w:tcPr>
           <w:p>
             <w:r>
-              <w:t xml:space="preserve">Tiempo sin </w:t>
-            </w:r>
-            <w:proofErr w:type="gramStart"/>
-            <w:r>
-              <w:t>optimización  (</w:t>
-            </w:r>
-            <w:proofErr w:type="gramEnd"/>
-            <w:r>
-              <w:t>ms)</w:t>
+              <w:t>Tiempo sin optimización  (ms)</w:t>
             </w:r>
           </w:p>
         </w:tc>
@@ -1795,15 +1731,7 @@
         <w:jc w:val="both"/>
       </w:pPr>
       <w:r>
-        <w:t xml:space="preserve">Realizadas las mediciones, se puede concluir que los algoritmos realizados en java son considerablemente más rápidos que los programados en Python. A parte de esto, es importante remarcar que, aunque en el algoritmo A4 hecho en java parezca más rápido la ejecución sin optimización que la optimizada, esto es porque en las tablas no se recogen los tiempos para un mayor número de valores, ya que a partir de n=320000 se ve una gran diferencia entre el optimizado, que tardó 4ms y el no optimizado, que fueron 14ms. Otra conclusión que es destacable de los datos tomados es que, en java, los algoritmos más rápidos tardan más en la primera ejecución del algoritmo (para n=5000) </w:t>
-      </w:r>
-      <w:proofErr w:type="gramStart"/>
-      <w:r>
-        <w:t>que</w:t>
-      </w:r>
-      <w:proofErr w:type="gramEnd"/>
-      <w:r>
-        <w:t xml:space="preserve"> en las siguientes, fenómeno que no ocurre en Python.</w:t>
+        <w:t>Realizadas las mediciones, se puede concluir que los algoritmos realizados en java son considerablemente más rápidos que los programados en Python. A parte de esto, es importante remarcar que, aunque en el algoritmo A4 hecho en java parezca más rápido la ejecución sin optimización que la optimizada, esto es porque en las tablas no se recogen los tiempos para un mayor número de valores, ya que a partir de n=320000 se ve una gran diferencia entre el optimizado, que tardó 4ms y el no optimizado, que fueron 14ms. Otra conclusión que es destacable de los datos tomados es que, en java, los algoritmos más rápidos tardan más en la primera ejecución del algoritmo (para n=5000) que en las siguientes, fenómeno que no ocurre en Python.</w:t>
       </w:r>
     </w:p>
     <w:p>
@@ -1861,11 +1789,7 @@
         <w:t xml:space="preserve">Ejercicio 1: </w:t>
       </w:r>
       <w:r>
-        <w:t xml:space="preserve">18.446.744.073.709.551.616 – 1770228546317 </w:t>
-      </w:r>
-      <w:proofErr w:type="gramStart"/>
-      <w:r>
-        <w:t xml:space="preserve">ms  </w:t>
+        <w:t xml:space="preserve">18.446.744.073.709.551.616 – 1770228546317 ms  </w:t>
       </w:r>
       <w:r>
         <w:t>-&gt;</w:t>
@@ -1874,24 +1798,12 @@
         <w:t xml:space="preserve">  </w:t>
       </w:r>
       <w:r>
-        <w:t>5</w:t>
-      </w:r>
-      <w:proofErr w:type="gramEnd"/>
-      <w:r>
-        <w:t>,8x10^8 años</w:t>
+        <w:t>5,8x10^8 años</w:t>
       </w:r>
     </w:p>
     <w:p>
       <w:r>
-        <w:t xml:space="preserve">Este cálculo es el resultado de ver el número de valores que puede almacenar un entero de tipo </w:t>
-      </w:r>
-      <w:proofErr w:type="spellStart"/>
-      <w:r>
-        <w:t>long</w:t>
-      </w:r>
-      <w:proofErr w:type="spellEnd"/>
-      <w:r>
-        <w:t xml:space="preserve"> (2^64) y restarle el número de milisegundos que pasaron desde que la cuenta se puso a 0</w:t>
+        <w:t>Este cálculo es el resultado de ver el número de valores que puede almacenar un entero de tipo long (2^64) y restarle el número de milisegundos que pasaron desde que la cuenta se puso a 0</w:t>
       </w:r>
     </w:p>
     <w:p>
@@ -4665,11 +4577,9 @@
             <w:tcW w:w="2832" w:type="dxa"/>
           </w:tcPr>
           <w:p>
-            <w:proofErr w:type="spellStart"/>
             <w:r>
               <w:t>Tmáximo</w:t>
             </w:r>
-            <w:proofErr w:type="spellEnd"/>
           </w:p>
         </w:tc>
       </w:tr>
@@ -5278,11 +5188,9 @@
             <w:tcW w:w="2831" w:type="dxa"/>
           </w:tcPr>
           <w:p>
-            <w:proofErr w:type="spellStart"/>
             <w:r>
               <w:t>FdT</w:t>
             </w:r>
-            <w:proofErr w:type="spellEnd"/>
           </w:p>
         </w:tc>
         <w:tc>
@@ -5312,11 +5220,9 @@
             <w:tcW w:w="2831" w:type="dxa"/>
           </w:tcPr>
           <w:p>
-            <w:proofErr w:type="spellStart"/>
             <w:r>
               <w:t>FdT</w:t>
             </w:r>
-            <w:proofErr w:type="spellEnd"/>
           </w:p>
         </w:tc>
         <w:tc>
@@ -5346,11 +5252,9 @@
             <w:tcW w:w="2831" w:type="dxa"/>
           </w:tcPr>
           <w:p>
-            <w:proofErr w:type="spellStart"/>
             <w:r>
               <w:t>FdT</w:t>
             </w:r>
-            <w:proofErr w:type="spellEnd"/>
           </w:p>
         </w:tc>
         <w:tc>
@@ -5381,11 +5285,9 @@
             <w:tcW w:w="2831" w:type="dxa"/>
           </w:tcPr>
           <w:p>
-            <w:proofErr w:type="spellStart"/>
             <w:r>
               <w:t>FdT</w:t>
             </w:r>
-            <w:proofErr w:type="spellEnd"/>
           </w:p>
         </w:tc>
         <w:tc>
@@ -5415,11 +5317,9 @@
             <w:tcW w:w="2831" w:type="dxa"/>
           </w:tcPr>
           <w:p>
-            <w:proofErr w:type="spellStart"/>
             <w:r>
               <w:t>FdT</w:t>
             </w:r>
-            <w:proofErr w:type="spellEnd"/>
           </w:p>
         </w:tc>
         <w:tc>
@@ -5449,11 +5349,9 @@
             <w:tcW w:w="2831" w:type="dxa"/>
           </w:tcPr>
           <w:p>
-            <w:proofErr w:type="spellStart"/>
             <w:r>
               <w:t>FdT</w:t>
             </w:r>
-            <w:proofErr w:type="spellEnd"/>
           </w:p>
         </w:tc>
         <w:tc>
@@ -5483,11 +5381,9 @@
             <w:tcW w:w="2831" w:type="dxa"/>
           </w:tcPr>
           <w:p>
-            <w:proofErr w:type="spellStart"/>
             <w:r>
               <w:t>FdT</w:t>
             </w:r>
-            <w:proofErr w:type="spellEnd"/>
           </w:p>
         </w:tc>
         <w:tc>
@@ -5517,11 +5413,9 @@
             <w:tcW w:w="2831" w:type="dxa"/>
           </w:tcPr>
           <w:p>
-            <w:proofErr w:type="spellStart"/>
             <w:r>
               <w:t>FdT</w:t>
             </w:r>
-            <w:proofErr w:type="spellEnd"/>
           </w:p>
         </w:tc>
         <w:tc>
@@ -5551,11 +5445,9 @@
             <w:tcW w:w="2831" w:type="dxa"/>
           </w:tcPr>
           <w:p>
-            <w:proofErr w:type="spellStart"/>
             <w:r>
               <w:t>FdT</w:t>
             </w:r>
-            <w:proofErr w:type="spellEnd"/>
           </w:p>
         </w:tc>
         <w:tc>
@@ -5585,11 +5477,9 @@
             <w:tcW w:w="2831" w:type="dxa"/>
           </w:tcPr>
           <w:p>
-            <w:proofErr w:type="spellStart"/>
             <w:r>
               <w:t>FdT</w:t>
             </w:r>
-            <w:proofErr w:type="spellEnd"/>
           </w:p>
         </w:tc>
         <w:tc>
@@ -5619,11 +5509,9 @@
             <w:tcW w:w="2831" w:type="dxa"/>
           </w:tcPr>
           <w:p>
-            <w:proofErr w:type="spellStart"/>
             <w:r>
               <w:t>FdT</w:t>
             </w:r>
-            <w:proofErr w:type="spellEnd"/>
           </w:p>
         </w:tc>
         <w:tc>
@@ -5644,15 +5532,7 @@
         <w:t xml:space="preserve">El ordenador en el que han sido tomados los tiempos tiene un procesador </w:t>
       </w:r>
       <w:r>
-        <w:t xml:space="preserve">Intel(R) </w:t>
-      </w:r>
-      <w:proofErr w:type="gramStart"/>
-      <w:r>
-        <w:t>Core(</w:t>
-      </w:r>
-      <w:proofErr w:type="gramEnd"/>
-      <w:r>
-        <w:t>TM) i7-10875H CPU @ 2.30GHz (2.30 GHz)</w:t>
+        <w:t>Intel(R) Core(TM) i7-10875H CPU @ 2.30GHz (2.30 GHz)</w:t>
       </w:r>
       <w:r>
         <w:t xml:space="preserve"> y 32GB de RAM.</w:t>
@@ -6231,11 +6111,9 @@
             <w:tcW w:w="1699" w:type="dxa"/>
           </w:tcPr>
           <w:p>
-            <w:proofErr w:type="spellStart"/>
             <w:r>
               <w:t>Fdt</w:t>
             </w:r>
-            <w:proofErr w:type="spellEnd"/>
           </w:p>
         </w:tc>
       </w:tr>
@@ -6285,11 +6163,9 @@
             <w:tcW w:w="1699" w:type="dxa"/>
           </w:tcPr>
           <w:p>
-            <w:proofErr w:type="spellStart"/>
             <w:r>
               <w:t>Fdt</w:t>
             </w:r>
-            <w:proofErr w:type="spellEnd"/>
           </w:p>
         </w:tc>
       </w:tr>
@@ -6339,11 +6215,9 @@
             <w:tcW w:w="1699" w:type="dxa"/>
           </w:tcPr>
           <w:p>
-            <w:proofErr w:type="spellStart"/>
             <w:r>
               <w:t>Fdt</w:t>
             </w:r>
-            <w:proofErr w:type="spellEnd"/>
           </w:p>
         </w:tc>
       </w:tr>
@@ -6354,15 +6228,7 @@
         <w:jc w:val="both"/>
       </w:pPr>
       <w:r>
-        <w:t>Todos los tiempos concuerdan con las complejidades de los diferentes algoritmos, siendo O(</w:t>
-      </w:r>
-      <w:proofErr w:type="spellStart"/>
-      <w:r>
-        <w:t>nlogn</w:t>
-      </w:r>
-      <w:proofErr w:type="spellEnd"/>
-      <w:r>
-        <w:t>) para Bucle1, O(n</w:t>
+        <w:t>Todos los tiempos concuerdan con las complejidades de los diferentes algoritmos, siendo O(nlogn) para Bucle1, O(n</w:t>
       </w:r>
       <w:r>
         <w:rPr>
@@ -6661,11 +6527,9 @@
             <w:tcW w:w="1699" w:type="dxa"/>
           </w:tcPr>
           <w:p>
-            <w:proofErr w:type="spellStart"/>
             <w:r>
               <w:t>Fdt</w:t>
             </w:r>
-            <w:proofErr w:type="spellEnd"/>
           </w:p>
         </w:tc>
       </w:tr>
@@ -6705,11 +6569,9 @@
             <w:tcW w:w="1699" w:type="dxa"/>
           </w:tcPr>
           <w:p>
-            <w:proofErr w:type="spellStart"/>
             <w:r>
               <w:t>Fdt</w:t>
             </w:r>
-            <w:proofErr w:type="spellEnd"/>
           </w:p>
         </w:tc>
       </w:tr>
@@ -6739,11 +6601,9 @@
             <w:tcW w:w="1699" w:type="dxa"/>
           </w:tcPr>
           <w:p>
-            <w:proofErr w:type="spellStart"/>
             <w:r>
               <w:t>Fdt</w:t>
             </w:r>
-            <w:proofErr w:type="spellEnd"/>
           </w:p>
         </w:tc>
         <w:tc>
@@ -6751,11 +6611,9 @@
             <w:tcW w:w="1699" w:type="dxa"/>
           </w:tcPr>
           <w:p>
-            <w:proofErr w:type="spellStart"/>
             <w:r>
               <w:t>Fdt</w:t>
             </w:r>
-            <w:proofErr w:type="spellEnd"/>
           </w:p>
         </w:tc>
       </w:tr>
@@ -7910,15 +7768,7 @@
     <w:p/>
     <w:p>
       <w:r>
-        <w:t xml:space="preserve">Los resultados cuadran con los esperados, ya que el cociente de los tiempos no es exactamente </w:t>
-      </w:r>
-      <w:proofErr w:type="gramStart"/>
-      <w:r>
-        <w:t>constante</w:t>
-      </w:r>
-      <w:proofErr w:type="gramEnd"/>
-      <w:r>
-        <w:t xml:space="preserve"> pero ronda por un intervalo reducido de entre (4,5-6) aproximadamente.</w:t>
+        <w:t>Los resultados cuadran con los esperados, ya que el cociente de los tiempos no es exactamente constante pero ronda por un intervalo reducido de entre (4,5-6) aproximadamente.</w:t>
       </w:r>
     </w:p>
     <w:p>
@@ -8231,11 +8081,9 @@
             <w:tcW w:w="2123" w:type="dxa"/>
           </w:tcPr>
           <w:p>
-            <w:proofErr w:type="spellStart"/>
             <w:r>
               <w:t>Fdt</w:t>
             </w:r>
-            <w:proofErr w:type="spellEnd"/>
           </w:p>
         </w:tc>
         <w:tc>
@@ -8243,11 +8091,9 @@
             <w:tcW w:w="2124" w:type="dxa"/>
           </w:tcPr>
           <w:p>
-            <w:proofErr w:type="spellStart"/>
             <w:r>
               <w:t>Fdt</w:t>
             </w:r>
-            <w:proofErr w:type="spellEnd"/>
           </w:p>
         </w:tc>
         <w:tc>
@@ -8597,11 +8443,9 @@
             <w:tcW w:w="2123" w:type="dxa"/>
           </w:tcPr>
           <w:p>
-            <w:proofErr w:type="spellStart"/>
             <w:r>
               <w:t>Fdt</w:t>
             </w:r>
-            <w:proofErr w:type="spellEnd"/>
           </w:p>
         </w:tc>
         <w:tc>
@@ -8609,11 +8453,9 @@
             <w:tcW w:w="2124" w:type="dxa"/>
           </w:tcPr>
           <w:p>
-            <w:proofErr w:type="spellStart"/>
             <w:r>
               <w:t>Fdt</w:t>
             </w:r>
-            <w:proofErr w:type="spellEnd"/>
           </w:p>
         </w:tc>
         <w:tc>
@@ -8621,11 +8463,9 @@
             <w:tcW w:w="2124" w:type="dxa"/>
           </w:tcPr>
           <w:p>
-            <w:proofErr w:type="spellStart"/>
             <w:r>
               <w:t>Fdt</w:t>
             </w:r>
-            <w:proofErr w:type="spellEnd"/>
           </w:p>
         </w:tc>
       </w:tr>
@@ -8645,11 +8485,9 @@
             <w:tcW w:w="2123" w:type="dxa"/>
           </w:tcPr>
           <w:p>
-            <w:proofErr w:type="spellStart"/>
             <w:r>
               <w:t>Fdt</w:t>
             </w:r>
-            <w:proofErr w:type="spellEnd"/>
           </w:p>
         </w:tc>
         <w:tc>
@@ -8657,11 +8495,9 @@
             <w:tcW w:w="2124" w:type="dxa"/>
           </w:tcPr>
           <w:p>
-            <w:proofErr w:type="spellStart"/>
             <w:r>
               <w:t>Fdt</w:t>
             </w:r>
-            <w:proofErr w:type="spellEnd"/>
           </w:p>
         </w:tc>
         <w:tc>
@@ -8669,11 +8505,9 @@
             <w:tcW w:w="2124" w:type="dxa"/>
           </w:tcPr>
           <w:p>
-            <w:proofErr w:type="spellStart"/>
             <w:r>
               <w:t>Fdt</w:t>
             </w:r>
-            <w:proofErr w:type="spellEnd"/>
           </w:p>
         </w:tc>
       </w:tr>
@@ -8693,11 +8527,9 @@
             <w:tcW w:w="2123" w:type="dxa"/>
           </w:tcPr>
           <w:p>
-            <w:proofErr w:type="spellStart"/>
             <w:r>
               <w:t>Fdt</w:t>
             </w:r>
-            <w:proofErr w:type="spellEnd"/>
           </w:p>
         </w:tc>
         <w:tc>
@@ -8705,11 +8537,9 @@
             <w:tcW w:w="2124" w:type="dxa"/>
           </w:tcPr>
           <w:p>
-            <w:proofErr w:type="spellStart"/>
             <w:r>
               <w:t>Fdt</w:t>
             </w:r>
-            <w:proofErr w:type="spellEnd"/>
           </w:p>
         </w:tc>
         <w:tc>
@@ -8717,11 +8547,9 @@
             <w:tcW w:w="2124" w:type="dxa"/>
           </w:tcPr>
           <w:p>
-            <w:proofErr w:type="spellStart"/>
             <w:r>
               <w:t>Fdt</w:t>
             </w:r>
-            <w:proofErr w:type="spellEnd"/>
           </w:p>
         </w:tc>
       </w:tr>
@@ -9029,11 +8857,9 @@
             <w:tcW w:w="2123" w:type="dxa"/>
           </w:tcPr>
           <w:p>
-            <w:proofErr w:type="spellStart"/>
             <w:r>
               <w:t>Fdt</w:t>
             </w:r>
-            <w:proofErr w:type="spellEnd"/>
           </w:p>
         </w:tc>
         <w:tc>
@@ -9041,11 +8867,9 @@
             <w:tcW w:w="2124" w:type="dxa"/>
           </w:tcPr>
           <w:p>
-            <w:proofErr w:type="spellStart"/>
             <w:r>
               <w:t>Fdt</w:t>
             </w:r>
-            <w:proofErr w:type="spellEnd"/>
           </w:p>
         </w:tc>
         <w:tc>
@@ -9053,11 +8877,9 @@
             <w:tcW w:w="2124" w:type="dxa"/>
           </w:tcPr>
           <w:p>
-            <w:proofErr w:type="spellStart"/>
             <w:r>
               <w:t>Fdt</w:t>
             </w:r>
-            <w:proofErr w:type="spellEnd"/>
           </w:p>
         </w:tc>
       </w:tr>
@@ -9077,11 +8899,9 @@
             <w:tcW w:w="2123" w:type="dxa"/>
           </w:tcPr>
           <w:p>
-            <w:proofErr w:type="spellStart"/>
             <w:r>
               <w:t>Fdt</w:t>
             </w:r>
-            <w:proofErr w:type="spellEnd"/>
           </w:p>
         </w:tc>
         <w:tc>
@@ -9089,11 +8909,9 @@
             <w:tcW w:w="2124" w:type="dxa"/>
           </w:tcPr>
           <w:p>
-            <w:proofErr w:type="spellStart"/>
             <w:r>
               <w:t>Fdt</w:t>
             </w:r>
-            <w:proofErr w:type="spellEnd"/>
           </w:p>
         </w:tc>
         <w:tc>
@@ -9101,11 +8919,9 @@
             <w:tcW w:w="2124" w:type="dxa"/>
           </w:tcPr>
           <w:p>
-            <w:proofErr w:type="spellStart"/>
             <w:r>
               <w:t>Fdt</w:t>
             </w:r>
-            <w:proofErr w:type="spellEnd"/>
           </w:p>
         </w:tc>
       </w:tr>
@@ -9125,11 +8941,9 @@
             <w:tcW w:w="2123" w:type="dxa"/>
           </w:tcPr>
           <w:p>
-            <w:proofErr w:type="spellStart"/>
             <w:r>
               <w:t>Fdt</w:t>
             </w:r>
-            <w:proofErr w:type="spellEnd"/>
           </w:p>
         </w:tc>
         <w:tc>
@@ -9137,11 +8951,9 @@
             <w:tcW w:w="2124" w:type="dxa"/>
           </w:tcPr>
           <w:p>
-            <w:proofErr w:type="spellStart"/>
             <w:r>
               <w:t>Fdt</w:t>
             </w:r>
-            <w:proofErr w:type="spellEnd"/>
           </w:p>
         </w:tc>
         <w:tc>
@@ -9149,11 +8961,9 @@
             <w:tcW w:w="2124" w:type="dxa"/>
           </w:tcPr>
           <w:p>
-            <w:proofErr w:type="spellStart"/>
             <w:r>
               <w:t>Fdt</w:t>
             </w:r>
-            <w:proofErr w:type="spellEnd"/>
           </w:p>
         </w:tc>
       </w:tr>
@@ -9477,11 +9287,9 @@
             <w:tcW w:w="2124" w:type="dxa"/>
           </w:tcPr>
           <w:p>
-            <w:proofErr w:type="spellStart"/>
             <w:r>
               <w:t>Fdt</w:t>
             </w:r>
-            <w:proofErr w:type="spellEnd"/>
           </w:p>
         </w:tc>
         <w:tc>
@@ -9489,11 +9297,9 @@
             <w:tcW w:w="2124" w:type="dxa"/>
           </w:tcPr>
           <w:p>
-            <w:proofErr w:type="spellStart"/>
             <w:r>
               <w:t>Fdt</w:t>
             </w:r>
-            <w:proofErr w:type="spellEnd"/>
           </w:p>
         </w:tc>
       </w:tr>
@@ -9523,11 +9329,9 @@
             <w:tcW w:w="2124" w:type="dxa"/>
           </w:tcPr>
           <w:p>
-            <w:proofErr w:type="spellStart"/>
             <w:r>
               <w:t>Fdt</w:t>
             </w:r>
-            <w:proofErr w:type="spellEnd"/>
           </w:p>
         </w:tc>
         <w:tc>
@@ -9535,11 +9339,9 @@
             <w:tcW w:w="2124" w:type="dxa"/>
           </w:tcPr>
           <w:p>
-            <w:proofErr w:type="spellStart"/>
             <w:r>
               <w:t>Fdt</w:t>
             </w:r>
-            <w:proofErr w:type="spellEnd"/>
           </w:p>
         </w:tc>
       </w:tr>
@@ -9570,11 +9372,9 @@
             <w:tcW w:w="2124" w:type="dxa"/>
           </w:tcPr>
           <w:p>
-            <w:proofErr w:type="spellStart"/>
             <w:r>
               <w:t>Fdt</w:t>
             </w:r>
-            <w:proofErr w:type="spellEnd"/>
           </w:p>
         </w:tc>
         <w:tc>
@@ -9582,11 +9382,9 @@
             <w:tcW w:w="2124" w:type="dxa"/>
           </w:tcPr>
           <w:p>
-            <w:proofErr w:type="spellStart"/>
             <w:r>
               <w:t>Fdt</w:t>
             </w:r>
-            <w:proofErr w:type="spellEnd"/>
           </w:p>
         </w:tc>
       </w:tr>
@@ -10013,21 +9811,8 @@
       <w:r>
         <w:t xml:space="preserve">El Quicksort tiene complejidad </w:t>
       </w:r>
-      <w:proofErr w:type="gramStart"/>
       <w:r>
-        <w:t>O(</w:t>
-      </w:r>
-      <w:proofErr w:type="gramEnd"/>
-      <w:r>
-        <w:t xml:space="preserve">n </w:t>
-      </w:r>
-      <w:proofErr w:type="spellStart"/>
-      <w:r>
-        <w:t>logn</w:t>
-      </w:r>
-      <w:proofErr w:type="spellEnd"/>
-      <w:r>
-        <w:t>)</w:t>
+        <w:t>O(n logn)</w:t>
       </w:r>
       <w:r>
         <w:t xml:space="preserve"> en el mejor caso y en el intermedio, y </w:t>
@@ -10045,15 +9830,7 @@
         <w:t>)</w:t>
       </w:r>
       <w:r>
-        <w:t xml:space="preserve"> en el peor caso. Este peor caso se da cuando el vector ya está ordenado y el pivote es el primer elemento. En los casos medidos no se recoge ese peor caso por la forma de seleccionar el pivote, y por ello los resultados obtenidos son coherentes, pues se aprecia la complejidad </w:t>
-      </w:r>
-      <w:proofErr w:type="spellStart"/>
-      <w:r>
-        <w:t>cuasilineal</w:t>
-      </w:r>
-      <w:proofErr w:type="spellEnd"/>
-      <w:r>
-        <w:t xml:space="preserve"> en los 3 casos.</w:t>
+        <w:t xml:space="preserve"> en el peor caso. Este peor caso se da cuando el vector ya está ordenado y el pivote es el primer elemento. En los casos medidos no se recoge ese peor caso por la forma de seleccionar el pivote, y por ello los resultados obtenidos son coherentes, pues se aprecia la complejidad cuasilineal en los 3 casos.</w:t>
       </w:r>
     </w:p>
     <w:p>
@@ -12691,15 +12468,7 @@
       </w:pPr>
       <w:r>
         <w:lastRenderedPageBreak/>
-        <w:t xml:space="preserve">Viendo la comparación del algoritmo combinado con el rápido se puede observar </w:t>
-      </w:r>
-      <w:proofErr w:type="spellStart"/>
-      <w:r>
-        <w:t>como</w:t>
-      </w:r>
-      <w:proofErr w:type="spellEnd"/>
-      <w:r>
-        <w:t xml:space="preserve"> los primeros 35 valores aproximadamente son considerablemente más rápidos que con el algoritmo rápido, mientras que con valores superiores el algoritmo combinado ya ronda una velocidad similar al rápido.</w:t>
+        <w:t>Viendo la comparación del algoritmo combinado con el rápido se puede observar como los primeros 35 valores aproximadamente son considerablemente más rápidos que con el algoritmo rápido, mientras que con valores superiores el algoritmo combinado ya ronda una velocidad similar al rápido.</w:t>
       </w:r>
     </w:p>
     <w:p>
@@ -12730,15 +12499,7 @@
         <w:jc w:val="both"/>
       </w:pPr>
       <w:r>
-        <w:t xml:space="preserve">Sustraccion1 tiene complejidad </w:t>
-      </w:r>
-      <w:proofErr w:type="gramStart"/>
-      <w:r>
-        <w:t>O(</w:t>
-      </w:r>
-      <w:proofErr w:type="gramEnd"/>
-      <w:r>
-        <w:t>1). Deja de dar valores para n&gt;8000</w:t>
+        <w:t>Sustraccion1 tiene complejidad O(1). Deja de dar valores para n&gt;8000</w:t>
       </w:r>
     </w:p>
     <w:p>
@@ -12999,11 +12760,9 @@
             <w:tcW w:w="4247" w:type="dxa"/>
           </w:tcPr>
           <w:p>
-            <w:proofErr w:type="spellStart"/>
             <w:r>
               <w:t>Fdt</w:t>
             </w:r>
-            <w:proofErr w:type="spellEnd"/>
           </w:p>
         </w:tc>
       </w:tr>
@@ -13237,11 +12996,9 @@
             <w:tcW w:w="4247" w:type="dxa"/>
           </w:tcPr>
           <w:p>
-            <w:proofErr w:type="spellStart"/>
             <w:r>
               <w:t>Fdt</w:t>
             </w:r>
-            <w:proofErr w:type="spellEnd"/>
           </w:p>
         </w:tc>
       </w:tr>
@@ -13320,21 +13077,7 @@
         <w:rPr>
           <w:vertAlign w:val="superscript"/>
         </w:rPr>
-        <w:t>(80-</w:t>
-      </w:r>
-      <w:proofErr w:type="gramStart"/>
-      <w:r>
-        <w:rPr>
-          <w:vertAlign w:val="superscript"/>
-        </w:rPr>
-        <w:t>30)/</w:t>
-      </w:r>
-      <w:proofErr w:type="gramEnd"/>
-      <w:r>
-        <w:rPr>
-          <w:vertAlign w:val="superscript"/>
-        </w:rPr>
-        <w:t>2</w:t>
+        <w:t>(80-30)/2</w:t>
       </w:r>
       <w:r>
         <w:t xml:space="preserve"> * 397, ya que 397ms era el tiempo para n=30), que pasado a años serían 10654 años. </w:t>
@@ -13347,15 +13090,7 @@
     </w:p>
     <w:p>
       <w:r>
-        <w:t>Division2 tiene complejidad O(</w:t>
-      </w:r>
-      <w:proofErr w:type="spellStart"/>
-      <w:r>
-        <w:t>nlogn</w:t>
-      </w:r>
-      <w:proofErr w:type="spellEnd"/>
-      <w:r>
-        <w:t>)</w:t>
+        <w:t>Division2 tiene complejidad O(nlogn)</w:t>
       </w:r>
     </w:p>
     <w:p>
@@ -13592,11 +13327,9 @@
             <w:tcW w:w="4247" w:type="dxa"/>
           </w:tcPr>
           <w:p>
-            <w:proofErr w:type="spellStart"/>
             <w:r>
               <w:t>Fdt</w:t>
             </w:r>
-            <w:proofErr w:type="spellEnd"/>
           </w:p>
         </w:tc>
       </w:tr>
@@ -13852,11 +13585,9 @@
             <w:tcW w:w="4247" w:type="dxa"/>
           </w:tcPr>
           <w:p>
-            <w:proofErr w:type="spellStart"/>
             <w:r>
               <w:t>Fdt</w:t>
             </w:r>
-            <w:proofErr w:type="spellEnd"/>
           </w:p>
         </w:tc>
       </w:tr>
@@ -14128,15 +13859,7 @@
         <w:jc w:val="both"/>
       </w:pPr>
       <w:r>
-        <w:t xml:space="preserve">Tiempos </w:t>
-      </w:r>
-      <w:proofErr w:type="spellStart"/>
-      <w:r>
-        <w:t>PuntosTrivial</w:t>
-      </w:r>
-      <w:proofErr w:type="spellEnd"/>
-      <w:r>
-        <w:t xml:space="preserve"> (optimizador activado)</w:t>
+        <w:t>Tiempos PuntosTrivial (optimizador activado)</w:t>
       </w:r>
     </w:p>
     <w:tbl>
@@ -14538,11 +14261,9 @@
             <w:pPr>
               <w:jc w:val="both"/>
             </w:pPr>
-            <w:proofErr w:type="spellStart"/>
             <w:r>
               <w:t>Fdt</w:t>
             </w:r>
-            <w:proofErr w:type="spellEnd"/>
           </w:p>
         </w:tc>
       </w:tr>
@@ -14574,15 +14295,7 @@
         <w:jc w:val="both"/>
       </w:pPr>
       <w:r>
-        <w:t xml:space="preserve">Tiempos </w:t>
-      </w:r>
-      <w:proofErr w:type="spellStart"/>
-      <w:r>
-        <w:t>PuntosDyV</w:t>
-      </w:r>
-      <w:proofErr w:type="spellEnd"/>
-      <w:r>
-        <w:t xml:space="preserve"> (optimizador activado)</w:t>
+        <w:t>Tiempos PuntosDyV (optimizador activado)</w:t>
       </w:r>
     </w:p>
     <w:tbl>
@@ -14636,7 +14349,7 @@
               <w:jc w:val="both"/>
             </w:pPr>
             <w:r>
-              <w:t>128</w:t>
+              <w:t>8192</w:t>
             </w:r>
           </w:p>
         </w:tc>
@@ -14649,7 +14362,7 @@
               <w:jc w:val="both"/>
             </w:pPr>
             <w:r>
-              <w:t>1</w:t>
+              <w:t>2</w:t>
             </w:r>
           </w:p>
         </w:tc>
@@ -14664,7 +14377,7 @@
               <w:jc w:val="both"/>
             </w:pPr>
             <w:r>
-              <w:t>256</w:t>
+              <w:t>16384</w:t>
             </w:r>
           </w:p>
         </w:tc>
@@ -14677,7 +14390,7 @@
               <w:jc w:val="both"/>
             </w:pPr>
             <w:r>
-              <w:t>0</w:t>
+              <w:t>4</w:t>
             </w:r>
           </w:p>
         </w:tc>
@@ -14692,7 +14405,7 @@
               <w:jc w:val="both"/>
             </w:pPr>
             <w:r>
-              <w:t>512</w:t>
+              <w:t>32768</w:t>
             </w:r>
           </w:p>
         </w:tc>
@@ -14705,7 +14418,7 @@
               <w:jc w:val="both"/>
             </w:pPr>
             <w:r>
-              <w:t>0</w:t>
+              <w:t>12</w:t>
             </w:r>
           </w:p>
         </w:tc>
@@ -14720,7 +14433,7 @@
               <w:jc w:val="both"/>
             </w:pPr>
             <w:r>
-              <w:t>1024</w:t>
+              <w:t>65536</w:t>
             </w:r>
           </w:p>
         </w:tc>
@@ -14733,7 +14446,7 @@
               <w:jc w:val="both"/>
             </w:pPr>
             <w:r>
-              <w:t>3</w:t>
+              <w:t>28</w:t>
             </w:r>
           </w:p>
         </w:tc>
@@ -14748,7 +14461,7 @@
               <w:jc w:val="both"/>
             </w:pPr>
             <w:r>
-              <w:t>2048</w:t>
+              <w:t>131072</w:t>
             </w:r>
           </w:p>
         </w:tc>
@@ -14761,7 +14474,7 @@
               <w:jc w:val="both"/>
             </w:pPr>
             <w:r>
-              <w:t>14</w:t>
+              <w:t>109</w:t>
             </w:r>
           </w:p>
         </w:tc>
@@ -14776,7 +14489,7 @@
               <w:jc w:val="both"/>
             </w:pPr>
             <w:r>
-              <w:t>4096</w:t>
+              <w:t>262144</w:t>
             </w:r>
           </w:p>
         </w:tc>
@@ -14789,7 +14502,7 @@
               <w:jc w:val="both"/>
             </w:pPr>
             <w:r>
-              <w:t>20</w:t>
+              <w:t>97</w:t>
             </w:r>
           </w:p>
         </w:tc>
@@ -14804,7 +14517,7 @@
               <w:jc w:val="both"/>
             </w:pPr>
             <w:r>
-              <w:t>8192</w:t>
+              <w:t>524288</w:t>
             </w:r>
           </w:p>
         </w:tc>
@@ -14817,7 +14530,7 @@
               <w:jc w:val="both"/>
             </w:pPr>
             <w:r>
-              <w:t>45</w:t>
+              <w:t>176</w:t>
             </w:r>
           </w:p>
         </w:tc>
@@ -14832,7 +14545,7 @@
               <w:jc w:val="both"/>
             </w:pPr>
             <w:r>
-              <w:t>16384</w:t>
+              <w:t>1048576</w:t>
             </w:r>
           </w:p>
         </w:tc>
@@ -14845,7 +14558,7 @@
               <w:jc w:val="both"/>
             </w:pPr>
             <w:r>
-              <w:t>183</w:t>
+              <w:t>344</w:t>
             </w:r>
           </w:p>
         </w:tc>
@@ -14860,7 +14573,7 @@
               <w:jc w:val="both"/>
             </w:pPr>
             <w:r>
-              <w:t>32768</w:t>
+              <w:t>2097152</w:t>
             </w:r>
           </w:p>
         </w:tc>
@@ -14873,7 +14586,7 @@
               <w:jc w:val="both"/>
             </w:pPr>
             <w:r>
-              <w:t>766</w:t>
+              <w:t>851</w:t>
             </w:r>
           </w:p>
         </w:tc>
@@ -14888,7 +14601,7 @@
               <w:jc w:val="both"/>
             </w:pPr>
             <w:r>
-              <w:t>65536</w:t>
+              <w:t>4194304</w:t>
             </w:r>
           </w:p>
         </w:tc>
@@ -14901,7 +14614,7 @@
               <w:jc w:val="both"/>
             </w:pPr>
             <w:r>
-              <w:t>3312</w:t>
+              <w:t>1910</w:t>
             </w:r>
           </w:p>
         </w:tc>
@@ -14916,7 +14629,7 @@
               <w:jc w:val="both"/>
             </w:pPr>
             <w:r>
-              <w:t>131072</w:t>
+              <w:t>8388608</w:t>
             </w:r>
           </w:p>
         </w:tc>
@@ -14929,7 +14642,7 @@
               <w:jc w:val="both"/>
             </w:pPr>
             <w:r>
-              <w:t>13820</w:t>
+              <w:t>5006</w:t>
             </w:r>
           </w:p>
         </w:tc>
@@ -14944,7 +14657,7 @@
               <w:jc w:val="both"/>
             </w:pPr>
             <w:r>
-              <w:t>262144</w:t>
+              <w:t>16777216</w:t>
             </w:r>
           </w:p>
         </w:tc>
@@ -14957,7 +14670,7 @@
               <w:jc w:val="both"/>
             </w:pPr>
             <w:r>
-              <w:t>56893</w:t>
+              <w:t>10932</w:t>
             </w:r>
           </w:p>
         </w:tc>
@@ -14972,7 +14685,7 @@
               <w:jc w:val="both"/>
             </w:pPr>
             <w:r>
-              <w:t>524288</w:t>
+              <w:t>33554432</w:t>
             </w:r>
           </w:p>
         </w:tc>
@@ -14984,11 +14697,37 @@
             <w:pPr>
               <w:jc w:val="both"/>
             </w:pPr>
-            <w:proofErr w:type="spellStart"/>
-            <w:r>
-              <w:t>Fdt</w:t>
-            </w:r>
-            <w:proofErr w:type="spellEnd"/>
+            <w:r>
+              <w:t>26088</w:t>
+            </w:r>
+          </w:p>
+        </w:tc>
+      </w:tr>
+      <w:tr>
+        <w:tc>
+          <w:tcPr>
+            <w:tcW w:w="4247" w:type="dxa"/>
+          </w:tcPr>
+          <w:p>
+            <w:pPr>
+              <w:jc w:val="both"/>
+            </w:pPr>
+            <w:r>
+              <w:t>67108864</w:t>
+            </w:r>
+          </w:p>
+        </w:tc>
+        <w:tc>
+          <w:tcPr>
+            <w:tcW w:w="4247" w:type="dxa"/>
+          </w:tcPr>
+          <w:p>
+            <w:pPr>
+              <w:jc w:val="both"/>
+            </w:pPr>
+            <w:r>
+              <w:t>53940</w:t>
+            </w:r>
           </w:p>
         </w:tc>
       </w:tr>
@@ -15003,52 +14742,22 @@
         <w:jc w:val="both"/>
       </w:pPr>
       <w:r>
-        <w:t xml:space="preserve">Este algoritmo está implementado según </w:t>
-      </w:r>
-      <w:proofErr w:type="spellStart"/>
-      <w:r>
-        <w:t>DyV</w:t>
-      </w:r>
-      <w:proofErr w:type="spellEnd"/>
-      <w:r>
-        <w:t xml:space="preserve"> con división. Los valores son a=2 b=2 y k=2, por lo que estamos en el caso a&lt;</w:t>
-      </w:r>
-      <w:proofErr w:type="spellStart"/>
-      <w:r>
-        <w:t>b</w:t>
+        <w:t>L</w:t>
       </w:r>
       <w:r>
-        <w:rPr>
-          <w:vertAlign w:val="superscript"/>
-        </w:rPr>
-        <w:t>k</w:t>
-      </w:r>
-      <w:proofErr w:type="spellEnd"/>
-      <w:r>
-        <w:rPr>
-          <w:vertAlign w:val="superscript"/>
-        </w:rPr>
-        <w:t>.</w:t>
+        <w:t>a complejidad es O(n</w:t>
       </w:r>
       <w:r>
-        <w:t xml:space="preserve"> </w:t>
-      </w:r>
-      <w:proofErr w:type="gramStart"/>
-      <w:r>
-        <w:t>.De</w:t>
-      </w:r>
-      <w:proofErr w:type="gramEnd"/>
-      <w:r>
-        <w:t xml:space="preserve"> este modo, la complejidad es O(n</w:t>
+        <w:t>logn</w:t>
       </w:r>
       <w:r>
-        <w:rPr>
-          <w:vertAlign w:val="superscript"/>
-        </w:rPr>
-        <w:t>2</w:t>
+        <w:t>), que se aproxima al comportamiento de los tiempos obtenidos</w:t>
       </w:r>
       <w:r>
-        <w:t>), que se aproxima al comportamiento de los tiempos obtenidos.</w:t>
+        <w:t>, por lo que podemos ver un resultado coherente con el algoritmo implementado</w:t>
+      </w:r>
+      <w:r>
+        <w:t>.</w:t>
       </w:r>
     </w:p>
     <w:p/>
